--- a/Отчет о 3-2.docx
+++ b/Отчет о 3-2.docx
@@ -977,26 +977,10 @@
         <w:t>Блок-схемы функций представлены ниже (</w:t>
       </w:r>
       <w:r>
-        <w:fldChar w:fldCharType="begin"/>
-      </w:r>
-      <w:r>
-        <w:instrText xml:space="preserve"> REF _Ref149817721 \h </w:instrText>
-      </w:r>
-      <w:r>
-        <w:fldChar w:fldCharType="separate"/>
-      </w:r>
-      <w:r>
-        <w:t>Рисунок </w:t>
-      </w:r>
-      <w:r>
-        <w:rPr>
-          <w:noProof/>
-        </w:rPr>
-        <w:t>2</w:t>
-      </w:r>
-      <w:r>
-        <w:fldChar w:fldCharType="end"/>
-      </w:r>
+        <w:t>Рисунки 2, 3, 4, 5, 6, 7, 8</w:t>
+      </w:r>
+      <w:bookmarkStart w:id="1" w:name="_GoBack"/>
+      <w:bookmarkEnd w:id="1"/>
       <w:r>
         <w:t>).</w:t>
       </w:r>
@@ -1019,9 +1003,9 @@
           <w:lang w:eastAsia="ru-RU"/>
         </w:rPr>
         <w:drawing>
-          <wp:inline distT="0" distB="0" distL="0" distR="0" wp14:anchorId="784D99EC" wp14:editId="37241E66">
-            <wp:extent cx="4118904" cy="7942789"/>
-            <wp:effectExtent l="0" t="0" r="0" b="1270"/>
+          <wp:inline distT="0" distB="0" distL="0" distR="0" wp14:anchorId="784D99EC" wp14:editId="2BEB8253">
+            <wp:extent cx="3766613" cy="7263441"/>
+            <wp:effectExtent l="0" t="0" r="5715" b="0"/>
             <wp:docPr id="13" name="Рисунок 13"/>
             <wp:cNvGraphicFramePr>
               <a:graphicFrameLocks xmlns:a="http://schemas.openxmlformats.org/drawingml/2006/main" noChangeAspect="1"/>
@@ -1048,7 +1032,7 @@
                   <pic:spPr>
                     <a:xfrm>
                       <a:off x="0" y="0"/>
-                      <a:ext cx="4122329" cy="7949395"/>
+                      <a:ext cx="3773505" cy="7276731"/>
                     </a:xfrm>
                     <a:prstGeom prst="rect">
                       <a:avLst/>
@@ -1065,9 +1049,8 @@
       <w:pPr>
         <w:pStyle w:val="a4"/>
       </w:pPr>
-      <w:bookmarkStart w:id="1" w:name="_Ref149817714"/>
-      <w:r>
-        <w:lastRenderedPageBreak/>
+      <w:bookmarkStart w:id="2" w:name="_Ref149817714"/>
+      <w:r>
         <w:t>Рисунок </w:t>
       </w:r>
       <w:r>
@@ -1088,7 +1071,7 @@
       <w:r>
         <w:fldChar w:fldCharType="end"/>
       </w:r>
-      <w:bookmarkEnd w:id="1"/>
+      <w:bookmarkEnd w:id="2"/>
       <w:r>
         <w:rPr>
           <w:lang w:val="en-US"/>
@@ -1121,6 +1104,7 @@
           <w:noProof/>
           <w:lang w:eastAsia="ru-RU"/>
         </w:rPr>
+        <w:lastRenderedPageBreak/>
         <w:drawing>
           <wp:inline distT="0" distB="0" distL="0" distR="0" wp14:anchorId="7673523E" wp14:editId="47E87B7E">
             <wp:extent cx="2593151" cy="1923690"/>
@@ -1165,6 +1149,84 @@
       </w:r>
     </w:p>
     <w:p>
+      <w:pPr>
+        <w:ind w:firstLine="0"/>
+        <w:jc w:val="left"/>
+      </w:pPr>
+      <w:r>
+        <w:t>Рисунок </w:t>
+      </w:r>
+      <w:r>
+        <w:fldChar w:fldCharType="begin"/>
+      </w:r>
+      <w:r>
+        <w:instrText>SEQ Рисунок \* ARABIC</w:instrText>
+      </w:r>
+      <w:r>
+        <w:fldChar w:fldCharType="separate"/>
+      </w:r>
+      <w:r>
+        <w:rPr>
+          <w:noProof/>
+        </w:rPr>
+        <w:t>2</w:t>
+      </w:r>
+      <w:r>
+        <w:fldChar w:fldCharType="end"/>
+      </w:r>
+      <w:r>
+        <w:t xml:space="preserve"> – Блок-схема </w:t>
+      </w:r>
+      <w:r>
+        <w:t xml:space="preserve">функции </w:t>
+      </w:r>
+      <w:r>
+        <w:rPr>
+          <w:lang w:val="en-US"/>
+        </w:rPr>
+        <w:t>get</w:t>
+      </w:r>
+      <w:r>
+        <w:t>_</w:t>
+      </w:r>
+      <w:proofErr w:type="spellStart"/>
+      <w:r>
+        <w:rPr>
+          <w:lang w:val="en-US"/>
+        </w:rPr>
+        <w:t>positiv</w:t>
+      </w:r>
+      <w:proofErr w:type="spellEnd"/>
+      <w:r>
+        <w:t>_</w:t>
+      </w:r>
+      <w:proofErr w:type="spellStart"/>
+      <w:r>
+        <w:rPr>
+          <w:lang w:val="en-US"/>
+        </w:rPr>
+        <w:t>int</w:t>
+      </w:r>
+      <w:proofErr w:type="spellEnd"/>
+      <w:r>
+        <w:t>()</w:t>
+      </w:r>
+    </w:p>
+    <w:p>
+      <w:pPr>
+        <w:jc w:val="left"/>
+        <w:rPr>
+          <w:noProof/>
+          <w:lang w:eastAsia="ru-RU"/>
+        </w:rPr>
+      </w:pPr>
+    </w:p>
+    <w:p>
+      <w:pPr>
+        <w:rPr>
+          <w:lang w:val="en-US"/>
+        </w:rPr>
+      </w:pPr>
       <w:r>
         <w:rPr>
           <w:noProof/>
@@ -1222,20 +1284,99 @@
     </w:p>
     <w:p>
       <w:pPr>
+        <w:ind w:firstLine="0"/>
+        <w:jc w:val="left"/>
+      </w:pPr>
+      <w:r>
+        <w:t>Рисунок</w:t>
+      </w:r>
+      <w:r>
+        <w:rPr>
+          <w:lang w:val="en-US"/>
+        </w:rPr>
+        <w:t> </w:t>
+      </w:r>
+      <w:r>
+        <w:t>3</w:t>
+      </w:r>
+      <w:r>
+        <w:rPr>
+          <w:lang w:val="en-US"/>
+        </w:rPr>
+        <w:t> </w:t>
+      </w:r>
+      <w:r>
+        <w:t>–</w:t>
+      </w:r>
+      <w:r>
+        <w:rPr>
+          <w:lang w:val="en-US"/>
+        </w:rPr>
+        <w:t> </w:t>
+      </w:r>
+      <w:r>
+        <w:t>Блок</w:t>
+      </w:r>
+      <w:r>
+        <w:t>-</w:t>
+      </w:r>
+      <w:r>
+        <w:t>схема</w:t>
+      </w:r>
+      <w:r>
+        <w:t xml:space="preserve"> </w:t>
+      </w:r>
+      <w:r>
+        <w:t>функции</w:t>
+      </w:r>
+      <w:r>
+        <w:t xml:space="preserve"> </w:t>
+      </w:r>
+      <w:r>
+        <w:rPr>
+          <w:lang w:val="en-US"/>
+        </w:rPr>
+        <w:t>get</w:t>
+      </w:r>
+      <w:r>
+        <w:t xml:space="preserve"> </w:t>
+      </w:r>
+      <w:r>
+        <w:t>_</w:t>
+      </w:r>
+      <w:proofErr w:type="spellStart"/>
+      <w:r>
+        <w:rPr>
+          <w:lang w:val="en-US"/>
+        </w:rPr>
+        <w:t>int</w:t>
+      </w:r>
+      <w:proofErr w:type="spellEnd"/>
+      <w:r>
+        <w:t>()</w:t>
+      </w:r>
+    </w:p>
+    <w:p>
+      <w:pPr>
+        <w:jc w:val="left"/>
+      </w:pPr>
+    </w:p>
+    <w:p>
+      <w:pPr>
+        <w:rPr>
+          <w:noProof/>
+          <w:lang w:val="en-US" w:eastAsia="ru-RU"/>
+        </w:rPr>
+      </w:pPr>
+      <w:r>
         <w:rPr>
           <w:noProof/>
           <w:lang w:eastAsia="ru-RU"/>
         </w:rPr>
-      </w:pPr>
-      <w:r>
-        <w:rPr>
-          <w:noProof/>
-          <w:lang w:eastAsia="ru-RU"/>
-        </w:rPr>
         <w:drawing>
-          <wp:inline distT="0" distB="0" distL="0" distR="0" wp14:anchorId="1EEF7418" wp14:editId="45BBD6C3">
-            <wp:extent cx="2234242" cy="4272698"/>
-            <wp:effectExtent l="0" t="0" r="0" b="0"/>
+          <wp:inline distT="0" distB="0" distL="0" distR="0" wp14:anchorId="1EEF7418" wp14:editId="2E0182F2">
+            <wp:extent cx="1903579" cy="3640347"/>
+            <wp:effectExtent l="0" t="0" r="1905" b="0"/>
             <wp:docPr id="15" name="Рисунок 15"/>
             <wp:cNvGraphicFramePr>
               <a:graphicFrameLocks xmlns:a="http://schemas.openxmlformats.org/drawingml/2006/main" noChangeAspect="1"/>
@@ -1262,7 +1403,7 @@
                   <pic:spPr>
                     <a:xfrm>
                       <a:off x="0" y="0"/>
-                      <a:ext cx="2237529" cy="4278983"/>
+                      <a:ext cx="1909460" cy="3651595"/>
                     </a:xfrm>
                     <a:prstGeom prst="rect">
                       <a:avLst/>
@@ -1274,6 +1415,83 @@
           </wp:inline>
         </w:drawing>
       </w:r>
+    </w:p>
+    <w:p>
+      <w:pPr>
+        <w:ind w:firstLine="0"/>
+        <w:jc w:val="left"/>
+      </w:pPr>
+      <w:r>
+        <w:t>Рисунок</w:t>
+      </w:r>
+      <w:r>
+        <w:rPr>
+          <w:lang w:val="en-US"/>
+        </w:rPr>
+        <w:t> </w:t>
+      </w:r>
+      <w:r>
+        <w:t>4</w:t>
+      </w:r>
+      <w:r>
+        <w:rPr>
+          <w:lang w:val="en-US"/>
+        </w:rPr>
+        <w:t> </w:t>
+      </w:r>
+      <w:r>
+        <w:t>–</w:t>
+      </w:r>
+      <w:r>
+        <w:rPr>
+          <w:lang w:val="en-US"/>
+        </w:rPr>
+        <w:t> </w:t>
+      </w:r>
+      <w:r>
+        <w:t>Блок</w:t>
+      </w:r>
+      <w:r>
+        <w:t>-</w:t>
+      </w:r>
+      <w:r>
+        <w:t>схема</w:t>
+      </w:r>
+      <w:r>
+        <w:t xml:space="preserve"> </w:t>
+      </w:r>
+      <w:r>
+        <w:t>функции</w:t>
+      </w:r>
+      <w:r>
+        <w:t xml:space="preserve"> </w:t>
+      </w:r>
+      <w:r>
+        <w:rPr>
+          <w:lang w:val="en-US"/>
+        </w:rPr>
+        <w:t>get</w:t>
+      </w:r>
+      <w:r>
+        <w:t>_</w:t>
+      </w:r>
+      <w:r>
+        <w:rPr>
+          <w:lang w:val="en-US"/>
+        </w:rPr>
+        <w:t>sum</w:t>
+      </w:r>
+      <w:r>
+        <w:t>()</w:t>
+      </w:r>
+    </w:p>
+    <w:p>
+      <w:pPr>
+        <w:rPr>
+          <w:noProof/>
+          <w:lang w:eastAsia="ru-RU"/>
+        </w:rPr>
+      </w:pPr>
     </w:p>
     <w:p>
       <w:pPr>
@@ -1332,9 +1550,99 @@
     </w:p>
     <w:p>
       <w:pPr>
+        <w:ind w:firstLine="0"/>
+        <w:jc w:val="left"/>
+        <w:rPr>
+          <w:lang w:val="en-US"/>
+        </w:rPr>
+      </w:pPr>
+      <w:r>
+        <w:t>Рисунок</w:t>
+      </w:r>
+      <w:r>
+        <w:rPr>
+          <w:lang w:val="en-US"/>
+        </w:rPr>
+        <w:t> </w:t>
+      </w:r>
+      <w:r>
+        <w:rPr>
+          <w:lang w:val="en-US"/>
+        </w:rPr>
+        <w:t>5</w:t>
+      </w:r>
+      <w:r>
+        <w:rPr>
+          <w:lang w:val="en-US"/>
+        </w:rPr>
+        <w:t> – </w:t>
+      </w:r>
+      <w:r>
+        <w:t>Блок</w:t>
+      </w:r>
+      <w:r>
+        <w:rPr>
+          <w:lang w:val="en-US"/>
+        </w:rPr>
+        <w:t>-</w:t>
+      </w:r>
+      <w:r>
+        <w:t>схема</w:t>
+      </w:r>
+      <w:r>
+        <w:rPr>
+          <w:lang w:val="en-US"/>
+        </w:rPr>
+        <w:t xml:space="preserve"> </w:t>
+      </w:r>
+      <w:r>
+        <w:t>функции</w:t>
+      </w:r>
+      <w:r>
+        <w:rPr>
+          <w:lang w:val="en-US"/>
+        </w:rPr>
+        <w:t xml:space="preserve"> </w:t>
+      </w:r>
+      <w:proofErr w:type="spellStart"/>
+      <w:r>
+        <w:rPr>
+          <w:lang w:val="en-US"/>
+        </w:rPr>
+        <w:t>get</w:t>
+      </w:r>
+      <w:r>
+        <w:rPr>
+          <w:lang w:val="en-US"/>
+        </w:rPr>
+        <w:t>_</w:t>
+      </w:r>
+      <w:r>
+        <w:rPr>
+          <w:lang w:val="en-US"/>
+        </w:rPr>
+        <w:t>reccurent</w:t>
+      </w:r>
+      <w:proofErr w:type="spellEnd"/>
+      <w:r>
+        <w:rPr>
+          <w:lang w:val="en-US"/>
+        </w:rPr>
+        <w:t>()</w:t>
+      </w:r>
+    </w:p>
+    <w:p>
+      <w:pPr>
+        <w:rPr>
+          <w:lang w:val="en-US"/>
+        </w:rPr>
+      </w:pPr>
+    </w:p>
+    <w:p>
+      <w:pPr>
         <w:rPr>
           <w:noProof/>
-          <w:lang w:eastAsia="ru-RU"/>
+          <w:lang w:val="en-US" w:eastAsia="ru-RU"/>
         </w:rPr>
       </w:pPr>
       <w:r>
@@ -1394,20 +1702,117 @@
     </w:p>
     <w:p>
       <w:pPr>
+        <w:ind w:firstLine="0"/>
+        <w:jc w:val="left"/>
+        <w:rPr>
+          <w:lang w:val="en-US"/>
+        </w:rPr>
+      </w:pPr>
+      <w:r>
+        <w:t>Рисунок</w:t>
+      </w:r>
+      <w:r>
+        <w:rPr>
+          <w:lang w:val="en-US"/>
+        </w:rPr>
+        <w:t> </w:t>
+      </w:r>
+      <w:r>
+        <w:rPr>
+          <w:lang w:val="en-US"/>
+        </w:rPr>
+        <w:t>6</w:t>
+      </w:r>
+      <w:r>
+        <w:rPr>
+          <w:lang w:val="en-US"/>
+        </w:rPr>
+        <w:t> – </w:t>
+      </w:r>
+      <w:r>
+        <w:t>Блок</w:t>
+      </w:r>
+      <w:r>
+        <w:rPr>
+          <w:lang w:val="en-US"/>
+        </w:rPr>
+        <w:t>-</w:t>
+      </w:r>
+      <w:r>
+        <w:t>схема</w:t>
+      </w:r>
+      <w:r>
+        <w:rPr>
+          <w:lang w:val="en-US"/>
+        </w:rPr>
+        <w:t xml:space="preserve"> </w:t>
+      </w:r>
+      <w:r>
+        <w:t>функции</w:t>
+      </w:r>
+      <w:r>
+        <w:rPr>
+          <w:lang w:val="en-US"/>
+        </w:rPr>
+        <w:t xml:space="preserve"> </w:t>
+      </w:r>
+      <w:proofErr w:type="spellStart"/>
+      <w:r>
+        <w:rPr>
+          <w:lang w:val="en-US"/>
+        </w:rPr>
+        <w:t>get</w:t>
+      </w:r>
+      <w:r>
+        <w:rPr>
+          <w:lang w:val="en-US"/>
+        </w:rPr>
+        <w:t>_</w:t>
+      </w:r>
+      <w:r>
+        <w:rPr>
+          <w:lang w:val="en-US"/>
+        </w:rPr>
+        <w:t>epsilon</w:t>
+      </w:r>
+      <w:proofErr w:type="spellEnd"/>
+      <w:r>
+        <w:rPr>
+          <w:lang w:val="en-US"/>
+        </w:rPr>
+        <w:t xml:space="preserve"> </w:t>
+      </w:r>
+      <w:r>
+        <w:rPr>
+          <w:lang w:val="en-US"/>
+        </w:rPr>
+        <w:t>()</w:t>
+      </w:r>
+    </w:p>
+    <w:p>
+      <w:pPr>
+        <w:rPr>
+          <w:noProof/>
+          <w:lang w:val="en-US" w:eastAsia="ru-RU"/>
+        </w:rPr>
+      </w:pPr>
+    </w:p>
+    <w:p>
+      <w:pPr>
+        <w:rPr>
+          <w:noProof/>
+          <w:lang w:val="en-US" w:eastAsia="ru-RU"/>
+        </w:rPr>
+      </w:pPr>
+      <w:r>
         <w:rPr>
           <w:noProof/>
           <w:lang w:eastAsia="ru-RU"/>
         </w:rPr>
-      </w:pPr>
-      <w:r>
-        <w:rPr>
-          <w:noProof/>
-          <w:lang w:eastAsia="ru-RU"/>
-        </w:rPr>
         <w:drawing>
-          <wp:inline distT="0" distB="0" distL="0" distR="0" wp14:anchorId="1E30589A" wp14:editId="6E3F9833">
-            <wp:extent cx="2117009" cy="4605924"/>
-            <wp:effectExtent l="0" t="0" r="0" b="4445"/>
+          <wp:inline distT="0" distB="0" distL="0" distR="0" wp14:anchorId="1E30589A" wp14:editId="1460D0BB">
+            <wp:extent cx="1768361" cy="3847381"/>
+            <wp:effectExtent l="0" t="0" r="3810" b="1270"/>
             <wp:docPr id="18" name="Рисунок 18"/>
             <wp:cNvGraphicFramePr>
               <a:graphicFrameLocks xmlns:a="http://schemas.openxmlformats.org/drawingml/2006/main" noChangeAspect="1"/>
@@ -1434,7 +1839,7 @@
                   <pic:spPr>
                     <a:xfrm>
                       <a:off x="0" y="0"/>
-                      <a:ext cx="2118815" cy="4609854"/>
+                      <a:ext cx="1772966" cy="3857401"/>
                     </a:xfrm>
                     <a:prstGeom prst="rect">
                       <a:avLst/>
@@ -1449,6 +1854,97 @@
     </w:p>
     <w:p>
       <w:pPr>
+        <w:ind w:firstLine="0"/>
+        <w:jc w:val="left"/>
+        <w:rPr>
+          <w:lang w:val="en-US"/>
+        </w:rPr>
+      </w:pPr>
+      <w:r>
+        <w:t>Рисунок</w:t>
+      </w:r>
+      <w:r>
+        <w:rPr>
+          <w:lang w:val="en-US"/>
+        </w:rPr>
+        <w:t> </w:t>
+      </w:r>
+      <w:r>
+        <w:rPr>
+          <w:lang w:val="en-US"/>
+        </w:rPr>
+        <w:t>7</w:t>
+      </w:r>
+      <w:r>
+        <w:rPr>
+          <w:lang w:val="en-US"/>
+        </w:rPr>
+        <w:t> – </w:t>
+      </w:r>
+      <w:r>
+        <w:t>Блок</w:t>
+      </w:r>
+      <w:r>
+        <w:rPr>
+          <w:lang w:val="en-US"/>
+        </w:rPr>
+        <w:t>-</w:t>
+      </w:r>
+      <w:r>
+        <w:t>схема</w:t>
+      </w:r>
+      <w:r>
+        <w:rPr>
+          <w:lang w:val="en-US"/>
+        </w:rPr>
+        <w:t xml:space="preserve"> </w:t>
+      </w:r>
+      <w:r>
+        <w:t>функции</w:t>
+      </w:r>
+      <w:r>
+        <w:rPr>
+          <w:lang w:val="en-US"/>
+        </w:rPr>
+        <w:t xml:space="preserve"> </w:t>
+      </w:r>
+      <w:proofErr w:type="spellStart"/>
+      <w:r>
+        <w:rPr>
+          <w:lang w:val="en-US"/>
+        </w:rPr>
+        <w:t>get</w:t>
+      </w:r>
+      <w:r>
+        <w:rPr>
+          <w:lang w:val="en-US"/>
+        </w:rPr>
+        <w:t>_</w:t>
+      </w:r>
+      <w:r>
+        <w:rPr>
+          <w:lang w:val="en-US"/>
+        </w:rPr>
+        <w:t>sum_epsilon</w:t>
+      </w:r>
+      <w:proofErr w:type="spellEnd"/>
+      <w:r>
+        <w:rPr>
+          <w:lang w:val="en-US"/>
+        </w:rPr>
+        <w:t>()</w:t>
+      </w:r>
+    </w:p>
+    <w:p>
+      <w:pPr>
+        <w:rPr>
+          <w:noProof/>
+          <w:lang w:val="en-US" w:eastAsia="ru-RU"/>
+        </w:rPr>
+      </w:pPr>
+    </w:p>
+    <w:p>
+      <w:pPr>
         <w:rPr>
           <w:lang w:val="en-US"/>
         </w:rPr>
@@ -1458,7 +1954,6 @@
           <w:noProof/>
           <w:lang w:eastAsia="ru-RU"/>
         </w:rPr>
-        <w:lastRenderedPageBreak/>
         <w:drawing>
           <wp:inline distT="0" distB="0" distL="0" distR="0" wp14:anchorId="00E18FC1" wp14:editId="685483E7">
             <wp:extent cx="2356122" cy="1672501"/>
@@ -1512,33 +2007,36 @@
     <w:p>
       <w:pPr>
         <w:ind w:firstLine="0"/>
-        <w:jc w:val="center"/>
-      </w:pPr>
-      <w:bookmarkStart w:id="2" w:name="_Ref149817721"/>
+        <w:jc w:val="left"/>
+      </w:pPr>
+      <w:bookmarkStart w:id="3" w:name="_Ref149817721"/>
       <w:r>
         <w:t>Рисунок </w:t>
       </w:r>
-      <w:r>
-        <w:fldChar w:fldCharType="begin"/>
-      </w:r>
-      <w:r>
-        <w:instrText>SEQ Рисунок \* ARABIC</w:instrText>
-      </w:r>
-      <w:r>
-        <w:fldChar w:fldCharType="separate"/>
-      </w:r>
-      <w:r>
-        <w:rPr>
-          <w:noProof/>
-        </w:rPr>
-        <w:t>2</w:t>
-      </w:r>
-      <w:r>
-        <w:fldChar w:fldCharType="end"/>
-      </w:r>
-      <w:bookmarkEnd w:id="2"/>
-      <w:r>
-        <w:t> – Блок-схема используемых функций</w:t>
+      <w:bookmarkEnd w:id="3"/>
+      <w:r>
+        <w:t>8</w:t>
+      </w:r>
+      <w:r>
+        <w:t xml:space="preserve"> – Блок-схема </w:t>
+      </w:r>
+      <w:r>
+        <w:t xml:space="preserve">функции </w:t>
+      </w:r>
+      <w:r>
+        <w:rPr>
+          <w:lang w:val="en-US"/>
+        </w:rPr>
+        <w:t>get</w:t>
+      </w:r>
+      <w:r>
+        <w:t>_</w:t>
+      </w:r>
+      <w:r>
+        <w:rPr>
+          <w:lang w:val="en-US"/>
+        </w:rPr>
+        <w:t>double</w:t>
       </w:r>
     </w:p>
     <w:p>
@@ -7180,25 +7678,7 @@
         <w:t>Результаты выполнения программы представлены ниже (</w:t>
       </w:r>
       <w:r>
-        <w:fldChar w:fldCharType="begin"/>
-      </w:r>
-      <w:r>
-        <w:instrText xml:space="preserve"> REF _Ref150422393 \h </w:instrText>
-      </w:r>
-      <w:r>
-        <w:fldChar w:fldCharType="separate"/>
-      </w:r>
-      <w:r>
-        <w:t>Рисунок </w:t>
-      </w:r>
-      <w:r>
-        <w:rPr>
-          <w:noProof/>
-        </w:rPr>
-        <w:t>3</w:t>
-      </w:r>
-      <w:r>
-        <w:fldChar w:fldCharType="end"/>
+        <w:t>Рисунок 9</w:t>
       </w:r>
       <w:r>
         <w:t>).</w:t>
@@ -7255,29 +7735,14 @@
       <w:pPr>
         <w:pStyle w:val="a8"/>
       </w:pPr>
-      <w:bookmarkStart w:id="3" w:name="_Ref150422393"/>
+      <w:bookmarkStart w:id="4" w:name="_Ref150422393"/>
       <w:r>
         <w:t>Рисунок </w:t>
       </w:r>
-      <w:r>
-        <w:fldChar w:fldCharType="begin"/>
-      </w:r>
-      <w:r>
-        <w:instrText>SEQ Рисунок \* ARABIC</w:instrText>
-      </w:r>
-      <w:r>
-        <w:fldChar w:fldCharType="separate"/>
-      </w:r>
-      <w:r>
-        <w:rPr>
-          <w:noProof/>
-        </w:rPr>
-        <w:t>3</w:t>
-      </w:r>
-      <w:r>
-        <w:fldChar w:fldCharType="end"/>
-      </w:r>
-      <w:bookmarkEnd w:id="3"/>
+      <w:bookmarkEnd w:id="4"/>
+      <w:r>
+        <w:t>9</w:t>
+      </w:r>
       <w:r>
         <w:t> – Результаты выполнения программы</w:t>
       </w:r>
@@ -7307,31 +7772,7 @@
         <w:t xml:space="preserve"> выполнены тестовые примеры. Результаты их выполнения представлены ниже (</w:t>
       </w:r>
       <w:r>
-        <w:fldChar w:fldCharType="begin"/>
-      </w:r>
-      <w:r>
-        <w:instrText xml:space="preserve"> REF _Ref150423152 \h </w:instrText>
-      </w:r>
-      <w:r>
-        <w:fldChar w:fldCharType="separate"/>
-      </w:r>
-      <w:r>
-        <w:t>Рисунок</w:t>
-      </w:r>
-      <w:r>
-        <w:rPr>
-          <w:lang w:val="en-US"/>
-        </w:rPr>
-        <w:t> </w:t>
-      </w:r>
-      <w:r>
-        <w:rPr>
-          <w:noProof/>
-        </w:rPr>
-        <w:t>4</w:t>
-      </w:r>
-      <w:r>
-        <w:fldChar w:fldCharType="end"/>
+        <w:t>Рисунок 10</w:t>
       </w:r>
       <w:r>
         <w:t>).</w:t>
@@ -7384,8 +7825,6 @@
           </wp:inline>
         </w:drawing>
       </w:r>
-      <w:bookmarkStart w:id="4" w:name="_GoBack"/>
-      <w:bookmarkEnd w:id="4"/>
     </w:p>
     <w:p>
       <w:pPr>
@@ -7401,28 +7840,10 @@
         </w:rPr>
         <w:t> </w:t>
       </w:r>
-      <w:r>
-        <w:fldChar w:fldCharType="begin"/>
-      </w:r>
-      <w:r>
-        <w:instrText xml:space="preserve"> SEQ Рисунок \* ARABIC </w:instrText>
-      </w:r>
-      <w:r>
-        <w:fldChar w:fldCharType="separate"/>
-      </w:r>
-      <w:r>
-        <w:rPr>
-          <w:noProof/>
-        </w:rPr>
-        <w:t>4</w:t>
-      </w:r>
-      <w:r>
-        <w:rPr>
-          <w:noProof/>
-        </w:rPr>
-        <w:fldChar w:fldCharType="end"/>
-      </w:r>
       <w:bookmarkEnd w:id="5"/>
+      <w:r>
+        <w:t>10</w:t>
+      </w:r>
       <w:r>
         <w:rPr>
           <w:lang w:val="en-US"/>
@@ -9715,7 +10136,7 @@
   <w:style w:type="paragraph" w:default="1" w:styleId="a">
     <w:name w:val="Normal"/>
     <w:qFormat/>
-    <w:rsid w:val="00BF1825"/>
+    <w:rsid w:val="000B63ED"/>
     <w:pPr>
       <w:spacing w:after="0" w:line="360" w:lineRule="auto"/>
       <w:ind w:firstLine="709"/>
@@ -10414,7 +10835,7 @@
   <w:style w:type="paragraph" w:default="1" w:styleId="a">
     <w:name w:val="Normal"/>
     <w:qFormat/>
-    <w:rsid w:val="00BF1825"/>
+    <w:rsid w:val="000B63ED"/>
     <w:pPr>
       <w:spacing w:after="0" w:line="360" w:lineRule="auto"/>
       <w:ind w:firstLine="709"/>
@@ -11209,7 +11630,7 @@
   <a:extraClrSchemeLst/>
   <a:extLst>
     <a:ext uri="{05A4C25C-085E-4340-85A3-A5531E510DB2}">
-      <thm15:themeFamily xmlns="" xmlns:thm15="http://schemas.microsoft.com/office/thememl/2012/main" name="Office Theme" id="{62F939B6-93AF-4DB8-9C6B-D6C7DFDC589F}" vid="{4A3C46E8-61CC-4603-A589-7422A47A8E4A}"/>
+      <thm15:themeFamily xmlns:thm15="http://schemas.microsoft.com/office/thememl/2012/main" xmlns="" name="Office Theme" id="{62F939B6-93AF-4DB8-9C6B-D6C7DFDC589F}" vid="{4A3C46E8-61CC-4603-A589-7422A47A8E4A}"/>
     </a:ext>
   </a:extLst>
 </a:theme>
@@ -11220,7 +11641,7 @@
 </file>
 
 <file path=customXml/itemProps1.xml><?xml version="1.0" encoding="utf-8"?>
-<ds:datastoreItem xmlns:ds="http://schemas.openxmlformats.org/officeDocument/2006/customXml" ds:itemID="{B9A6C241-6B7D-4E98-94D0-FDF1B4C0D20B}">
+<ds:datastoreItem xmlns:ds="http://schemas.openxmlformats.org/officeDocument/2006/customXml" ds:itemID="{DC95F55B-0B83-40B8-A162-4AB65B830D67}">
   <ds:schemaRefs>
     <ds:schemaRef ds:uri="http://schemas.openxmlformats.org/officeDocument/2006/bibliography"/>
   </ds:schemaRefs>

--- a/Отчет о 3-2.docx
+++ b/Отчет о 3-2.docx
@@ -979,8 +979,6 @@
       <w:r>
         <w:t>Рисунки 2, 3, 4, 5, 6, 7, 8</w:t>
       </w:r>
-      <w:bookmarkStart w:id="1" w:name="_GoBack"/>
-      <w:bookmarkEnd w:id="1"/>
       <w:r>
         <w:t>).</w:t>
       </w:r>
@@ -1003,10 +1001,10 @@
           <w:lang w:eastAsia="ru-RU"/>
         </w:rPr>
         <w:drawing>
-          <wp:inline distT="0" distB="0" distL="0" distR="0" wp14:anchorId="784D99EC" wp14:editId="2BEB8253">
-            <wp:extent cx="3766613" cy="7263441"/>
-            <wp:effectExtent l="0" t="0" r="5715" b="0"/>
-            <wp:docPr id="13" name="Рисунок 13"/>
+          <wp:inline distT="0" distB="0" distL="0" distR="0" wp14:anchorId="5185571E" wp14:editId="5F10AFBA">
+            <wp:extent cx="3175163" cy="6401129"/>
+            <wp:effectExtent l="0" t="0" r="6350" b="0"/>
+            <wp:docPr id="2" name="Рисунок 2"/>
             <wp:cNvGraphicFramePr>
               <a:graphicFrameLocks xmlns:a="http://schemas.openxmlformats.org/drawingml/2006/main" noChangeAspect="1"/>
             </wp:cNvGraphicFramePr>
@@ -1014,7 +1012,7 @@
               <a:graphicData uri="http://schemas.openxmlformats.org/drawingml/2006/picture">
                 <pic:pic xmlns:pic="http://schemas.openxmlformats.org/drawingml/2006/picture">
                   <pic:nvPicPr>
-                    <pic:cNvPr id="0" name="Документ 8 (3).png"/>
+                    <pic:cNvPr id="0" name="Документ (1) (1).png"/>
                     <pic:cNvPicPr/>
                   </pic:nvPicPr>
                   <pic:blipFill>
@@ -1032,7 +1030,7 @@
                   <pic:spPr>
                     <a:xfrm>
                       <a:off x="0" y="0"/>
-                      <a:ext cx="3773505" cy="7276731"/>
+                      <a:ext cx="3175163" cy="6401129"/>
                     </a:xfrm>
                     <a:prstGeom prst="rect">
                       <a:avLst/>
@@ -1049,7 +1047,7 @@
       <w:pPr>
         <w:pStyle w:val="a4"/>
       </w:pPr>
-      <w:bookmarkStart w:id="2" w:name="_Ref149817714"/>
+      <w:bookmarkStart w:id="1" w:name="_Ref149817714"/>
       <w:r>
         <w:t>Рисунок </w:t>
       </w:r>
@@ -1071,7 +1069,7 @@
       <w:r>
         <w:fldChar w:fldCharType="end"/>
       </w:r>
-      <w:bookmarkEnd w:id="2"/>
+      <w:bookmarkEnd w:id="1"/>
       <w:r>
         <w:rPr>
           <w:lang w:val="en-US"/>
@@ -1175,10 +1173,7 @@
         <w:fldChar w:fldCharType="end"/>
       </w:r>
       <w:r>
-        <w:t xml:space="preserve"> – Блок-схема </w:t>
-      </w:r>
-      <w:r>
-        <w:t xml:space="preserve">функции </w:t>
+        <w:t xml:space="preserve"> – Блок-схема функции </w:t>
       </w:r>
       <w:r>
         <w:rPr>
@@ -1339,10 +1334,7 @@
         <w:t>get</w:t>
       </w:r>
       <w:r>
-        <w:t xml:space="preserve"> </w:t>
-      </w:r>
-      <w:r>
-        <w:t>_</w:t>
+        <w:t xml:space="preserve"> _</w:t>
       </w:r>
       <w:proofErr w:type="spellStart"/>
       <w:r>
@@ -1374,10 +1366,10 @@
           <w:lang w:eastAsia="ru-RU"/>
         </w:rPr>
         <w:drawing>
-          <wp:inline distT="0" distB="0" distL="0" distR="0" wp14:anchorId="1EEF7418" wp14:editId="2E0182F2">
-            <wp:extent cx="1903579" cy="3640347"/>
-            <wp:effectExtent l="0" t="0" r="1905" b="0"/>
-            <wp:docPr id="15" name="Рисунок 15"/>
+          <wp:inline distT="0" distB="0" distL="0" distR="0" wp14:anchorId="33ECF7E2" wp14:editId="59A60194">
+            <wp:extent cx="1577263" cy="3504227"/>
+            <wp:effectExtent l="0" t="0" r="4445" b="1270"/>
+            <wp:docPr id="3" name="Рисунок 3"/>
             <wp:cNvGraphicFramePr>
               <a:graphicFrameLocks xmlns:a="http://schemas.openxmlformats.org/drawingml/2006/main" noChangeAspect="1"/>
             </wp:cNvGraphicFramePr>
@@ -1385,7 +1377,7 @@
               <a:graphicData uri="http://schemas.openxmlformats.org/drawingml/2006/picture">
                 <pic:pic xmlns:pic="http://schemas.openxmlformats.org/drawingml/2006/picture">
                   <pic:nvPicPr>
-                    <pic:cNvPr id="0" name="Документ 8 (5).png"/>
+                    <pic:cNvPr id="0" name="Документ 1 1.png"/>
                     <pic:cNvPicPr/>
                   </pic:nvPicPr>
                   <pic:blipFill>
@@ -1403,7 +1395,7 @@
                   <pic:spPr>
                     <a:xfrm>
                       <a:off x="0" y="0"/>
-                      <a:ext cx="1909460" cy="3651595"/>
+                      <a:ext cx="1580512" cy="3511446"/>
                     </a:xfrm>
                     <a:prstGeom prst="rect">
                       <a:avLst/>
@@ -1651,10 +1643,10 @@
           <w:lang w:eastAsia="ru-RU"/>
         </w:rPr>
         <w:drawing>
-          <wp:inline distT="0" distB="0" distL="0" distR="0" wp14:anchorId="354CC34B" wp14:editId="604D70EF">
-            <wp:extent cx="2288805" cy="1678588"/>
-            <wp:effectExtent l="0" t="0" r="0" b="0"/>
-            <wp:docPr id="9" name="Рисунок 9" descr="C:\Users\vs13l\Downloads\Документ 1 (5).png"/>
+          <wp:inline distT="0" distB="0" distL="0" distR="0" wp14:anchorId="3D40B8C9" wp14:editId="7BF7EF97">
+            <wp:extent cx="2372265" cy="1740591"/>
+            <wp:effectExtent l="0" t="0" r="9525" b="0"/>
+            <wp:docPr id="4" name="Рисунок 4"/>
             <wp:cNvGraphicFramePr>
               <a:graphicFrameLocks xmlns:a="http://schemas.openxmlformats.org/drawingml/2006/main" noChangeAspect="1"/>
             </wp:cNvGraphicFramePr>
@@ -1662,10 +1654,8 @@
               <a:graphicData uri="http://schemas.openxmlformats.org/drawingml/2006/picture">
                 <pic:pic xmlns:pic="http://schemas.openxmlformats.org/drawingml/2006/picture">
                   <pic:nvPicPr>
-                    <pic:cNvPr id="0" name="Picture 7" descr="C:\Users\vs13l\Downloads\Документ 1 (5).png"/>
-                    <pic:cNvPicPr>
-                      <a:picLocks noChangeAspect="1" noChangeArrowheads="1"/>
-                    </pic:cNvPicPr>
+                    <pic:cNvPr id="0" name="Документ 1 1 (1).png"/>
+                    <pic:cNvPicPr/>
                   </pic:nvPicPr>
                   <pic:blipFill>
                     <a:blip r:embed="rId12" cstate="print">
@@ -1675,23 +1665,18 @@
                         </a:ext>
                       </a:extLst>
                     </a:blip>
-                    <a:srcRect/>
                     <a:stretch>
                       <a:fillRect/>
                     </a:stretch>
                   </pic:blipFill>
-                  <pic:spPr bwMode="auto">
+                  <pic:spPr>
                     <a:xfrm>
                       <a:off x="0" y="0"/>
-                      <a:ext cx="2320841" cy="1702083"/>
+                      <a:ext cx="2369757" cy="1738751"/>
                     </a:xfrm>
                     <a:prstGeom prst="rect">
                       <a:avLst/>
                     </a:prstGeom>
-                    <a:noFill/>
-                    <a:ln>
-                      <a:noFill/>
-                    </a:ln>
                   </pic:spPr>
                 </pic:pic>
               </a:graphicData>
@@ -1780,13 +1765,7 @@
         <w:rPr>
           <w:lang w:val="en-US"/>
         </w:rPr>
-        <w:t xml:space="preserve"> </w:t>
-      </w:r>
-      <w:r>
-        <w:rPr>
-          <w:lang w:val="en-US"/>
-        </w:rPr>
-        <w:t>()</w:t>
+        <w:t xml:space="preserve"> ()</w:t>
       </w:r>
     </w:p>
     <w:p>
@@ -1810,10 +1789,10 @@
           <w:lang w:eastAsia="ru-RU"/>
         </w:rPr>
         <w:drawing>
-          <wp:inline distT="0" distB="0" distL="0" distR="0" wp14:anchorId="1E30589A" wp14:editId="1460D0BB">
-            <wp:extent cx="1768361" cy="3847381"/>
-            <wp:effectExtent l="0" t="0" r="3810" b="1270"/>
-            <wp:docPr id="18" name="Рисунок 18"/>
+          <wp:inline distT="0" distB="0" distL="0" distR="0" wp14:anchorId="1B54E9AB" wp14:editId="2D2B4A5A">
+            <wp:extent cx="1626883" cy="3614468"/>
+            <wp:effectExtent l="0" t="0" r="0" b="5080"/>
+            <wp:docPr id="6" name="Рисунок 6"/>
             <wp:cNvGraphicFramePr>
               <a:graphicFrameLocks xmlns:a="http://schemas.openxmlformats.org/drawingml/2006/main" noChangeAspect="1"/>
             </wp:cNvGraphicFramePr>
@@ -1821,7 +1800,7 @@
               <a:graphicData uri="http://schemas.openxmlformats.org/drawingml/2006/picture">
                 <pic:pic xmlns:pic="http://schemas.openxmlformats.org/drawingml/2006/picture">
                   <pic:nvPicPr>
-                    <pic:cNvPr id="0" name="Документ 8 (8).png"/>
+                    <pic:cNvPr id="0" name="Документ 1 1 (2).png"/>
                     <pic:cNvPicPr/>
                   </pic:nvPicPr>
                   <pic:blipFill>
@@ -1839,7 +1818,7 @@
                   <pic:spPr>
                     <a:xfrm>
                       <a:off x="0" y="0"/>
-                      <a:ext cx="1772966" cy="3857401"/>
+                      <a:ext cx="1627663" cy="3616200"/>
                     </a:xfrm>
                     <a:prstGeom prst="rect">
                       <a:avLst/>
@@ -1954,11 +1933,12 @@
           <w:noProof/>
           <w:lang w:eastAsia="ru-RU"/>
         </w:rPr>
+        <w:lastRenderedPageBreak/>
         <w:drawing>
-          <wp:inline distT="0" distB="0" distL="0" distR="0" wp14:anchorId="00E18FC1" wp14:editId="685483E7">
-            <wp:extent cx="2356122" cy="1672501"/>
-            <wp:effectExtent l="0" t="0" r="6350" b="4445"/>
-            <wp:docPr id="10" name="Рисунок 10" descr="C:\Users\vs13l\Downloads\Документ 1 (6).png"/>
+          <wp:inline distT="0" distB="0" distL="0" distR="0" wp14:anchorId="5C0899AB" wp14:editId="74AA560D">
+            <wp:extent cx="3632721" cy="2581542"/>
+            <wp:effectExtent l="0" t="0" r="6350" b="0"/>
+            <wp:docPr id="7" name="Рисунок 7"/>
             <wp:cNvGraphicFramePr>
               <a:graphicFrameLocks xmlns:a="http://schemas.openxmlformats.org/drawingml/2006/main" noChangeAspect="1"/>
             </wp:cNvGraphicFramePr>
@@ -1966,10 +1946,8 @@
               <a:graphicData uri="http://schemas.openxmlformats.org/drawingml/2006/picture">
                 <pic:pic xmlns:pic="http://schemas.openxmlformats.org/drawingml/2006/picture">
                   <pic:nvPicPr>
-                    <pic:cNvPr id="0" name="Picture 8" descr="C:\Users\vs13l\Downloads\Документ 1 (6).png"/>
-                    <pic:cNvPicPr>
-                      <a:picLocks noChangeAspect="1" noChangeArrowheads="1"/>
-                    </pic:cNvPicPr>
+                    <pic:cNvPr id="0" name="Документ 1 1 (3).png"/>
+                    <pic:cNvPicPr/>
                   </pic:nvPicPr>
                   <pic:blipFill>
                     <a:blip r:embed="rId14" cstate="print">
@@ -1979,23 +1957,18 @@
                         </a:ext>
                       </a:extLst>
                     </a:blip>
-                    <a:srcRect/>
                     <a:stretch>
                       <a:fillRect/>
                     </a:stretch>
                   </pic:blipFill>
-                  <pic:spPr bwMode="auto">
+                  <pic:spPr>
                     <a:xfrm>
                       <a:off x="0" y="0"/>
-                      <a:ext cx="2446391" cy="1736579"/>
+                      <a:ext cx="3635445" cy="2583478"/>
                     </a:xfrm>
                     <a:prstGeom prst="rect">
                       <a:avLst/>
                     </a:prstGeom>
-                    <a:noFill/>
-                    <a:ln>
-                      <a:noFill/>
-                    </a:ln>
                   </pic:spPr>
                 </pic:pic>
               </a:graphicData>
@@ -2003,6 +1976,8 @@
           </wp:inline>
         </w:drawing>
       </w:r>
+      <w:bookmarkStart w:id="2" w:name="_GoBack"/>
+      <w:bookmarkEnd w:id="2"/>
     </w:p>
     <w:p>
       <w:pPr>
@@ -11630,7 +11605,7 @@
   <a:extraClrSchemeLst/>
   <a:extLst>
     <a:ext uri="{05A4C25C-085E-4340-85A3-A5531E510DB2}">
-      <thm15:themeFamily xmlns:thm15="http://schemas.microsoft.com/office/thememl/2012/main" xmlns="" name="Office Theme" id="{62F939B6-93AF-4DB8-9C6B-D6C7DFDC589F}" vid="{4A3C46E8-61CC-4603-A589-7422A47A8E4A}"/>
+      <thm15:themeFamily xmlns="" xmlns:thm15="http://schemas.microsoft.com/office/thememl/2012/main" name="Office Theme" id="{62F939B6-93AF-4DB8-9C6B-D6C7DFDC589F}" vid="{4A3C46E8-61CC-4603-A589-7422A47A8E4A}"/>
     </a:ext>
   </a:extLst>
 </a:theme>
@@ -11641,7 +11616,7 @@
 </file>
 
 <file path=customXml/itemProps1.xml><?xml version="1.0" encoding="utf-8"?>
-<ds:datastoreItem xmlns:ds="http://schemas.openxmlformats.org/officeDocument/2006/customXml" ds:itemID="{DC95F55B-0B83-40B8-A162-4AB65B830D67}">
+<ds:datastoreItem xmlns:ds="http://schemas.openxmlformats.org/officeDocument/2006/customXml" ds:itemID="{18F8E038-E018-4944-8F7F-A78C99764485}">
   <ds:schemaRefs>
     <ds:schemaRef ds:uri="http://schemas.openxmlformats.org/officeDocument/2006/bibliography"/>
   </ds:schemaRefs>

--- a/Отчет о 3-2.docx
+++ b/Отчет о 3-2.docx
@@ -1001,10 +1001,10 @@
           <w:lang w:eastAsia="ru-RU"/>
         </w:rPr>
         <w:drawing>
-          <wp:inline distT="0" distB="0" distL="0" distR="0" wp14:anchorId="5185571E" wp14:editId="5F10AFBA">
-            <wp:extent cx="3175163" cy="6401129"/>
-            <wp:effectExtent l="0" t="0" r="6350" b="0"/>
-            <wp:docPr id="2" name="Рисунок 2"/>
+          <wp:inline distT="0" distB="0" distL="0" distR="0" wp14:anchorId="521CA100" wp14:editId="41A1017A">
+            <wp:extent cx="3389085" cy="4946971"/>
+            <wp:effectExtent l="0" t="0" r="1905" b="6350"/>
+            <wp:docPr id="21" name="Рисунок 21"/>
             <wp:cNvGraphicFramePr>
               <a:graphicFrameLocks xmlns:a="http://schemas.openxmlformats.org/drawingml/2006/main" noChangeAspect="1"/>
             </wp:cNvGraphicFramePr>
@@ -1012,7 +1012,7 @@
               <a:graphicData uri="http://schemas.openxmlformats.org/drawingml/2006/picture">
                 <pic:pic xmlns:pic="http://schemas.openxmlformats.org/drawingml/2006/picture">
                   <pic:nvPicPr>
-                    <pic:cNvPr id="0" name="Документ (1) (1).png"/>
+                    <pic:cNvPr id="0" name="Документ (1) (3).png"/>
                     <pic:cNvPicPr/>
                   </pic:nvPicPr>
                   <pic:blipFill>
@@ -1030,7 +1030,7 @@
                   <pic:spPr>
                     <a:xfrm>
                       <a:off x="0" y="0"/>
-                      <a:ext cx="3175163" cy="6401129"/>
+                      <a:ext cx="3392275" cy="4951627"/>
                     </a:xfrm>
                     <a:prstGeom prst="rect">
                       <a:avLst/>
@@ -1071,25 +1071,16 @@
       </w:r>
       <w:bookmarkEnd w:id="1"/>
       <w:r>
-        <w:rPr>
-          <w:lang w:val="en-US"/>
-        </w:rPr>
-        <w:t> </w:t>
-      </w:r>
-      <w:r>
-        <w:softHyphen/>
-      </w:r>
-      <w:r>
-        <w:rPr>
-          <w:lang w:val="en-US"/>
-        </w:rPr>
-        <w:t> </w:t>
+        <w:t xml:space="preserve"> - </w:t>
       </w:r>
       <w:r>
         <w:t>Блок-схема основного алгоритма</w:t>
       </w:r>
     </w:p>
-    <w:p/>
+    <w:p>
+      <w:bookmarkStart w:id="2" w:name="_GoBack"/>
+      <w:bookmarkEnd w:id="2"/>
+    </w:p>
     <w:p>
       <w:pPr>
         <w:rPr>
@@ -1104,10 +1095,10 @@
         </w:rPr>
         <w:lastRenderedPageBreak/>
         <w:drawing>
-          <wp:inline distT="0" distB="0" distL="0" distR="0" wp14:anchorId="7673523E" wp14:editId="47E87B7E">
-            <wp:extent cx="2593151" cy="1923690"/>
-            <wp:effectExtent l="0" t="0" r="0" b="635"/>
-            <wp:docPr id="14" name="Рисунок 14"/>
+          <wp:inline distT="0" distB="0" distL="0" distR="0" wp14:anchorId="56C7A96B" wp14:editId="70764A14">
+            <wp:extent cx="4054416" cy="2758997"/>
+            <wp:effectExtent l="0" t="0" r="3810" b="3810"/>
+            <wp:docPr id="20" name="Рисунок 20"/>
             <wp:cNvGraphicFramePr>
               <a:graphicFrameLocks xmlns:a="http://schemas.openxmlformats.org/drawingml/2006/main" noChangeAspect="1"/>
             </wp:cNvGraphicFramePr>
@@ -1115,7 +1106,7 @@
               <a:graphicData uri="http://schemas.openxmlformats.org/drawingml/2006/picture">
                 <pic:pic xmlns:pic="http://schemas.openxmlformats.org/drawingml/2006/picture">
                   <pic:nvPicPr>
-                    <pic:cNvPr id="0" name="Документ 8 (4).png"/>
+                    <pic:cNvPr id="0" name="Документ 1 1 (13).png"/>
                     <pic:cNvPicPr/>
                   </pic:nvPicPr>
                   <pic:blipFill>
@@ -1133,7 +1124,7 @@
                   <pic:spPr>
                     <a:xfrm>
                       <a:off x="0" y="0"/>
-                      <a:ext cx="2596345" cy="1926060"/>
+                      <a:ext cx="4052249" cy="2757523"/>
                     </a:xfrm>
                     <a:prstGeom prst="rect">
                       <a:avLst/>
@@ -1228,10 +1219,10 @@
           <w:lang w:eastAsia="ru-RU"/>
         </w:rPr>
         <w:drawing>
-          <wp:inline distT="0" distB="0" distL="0" distR="0" wp14:anchorId="5DA88187" wp14:editId="19A85AB8">
-            <wp:extent cx="2629689" cy="1866694"/>
-            <wp:effectExtent l="0" t="0" r="0" b="635"/>
-            <wp:docPr id="8" name="Рисунок 8" descr="C:\Users\vs13l\Downloads\Документ 1 (4).png"/>
+          <wp:inline distT="0" distB="0" distL="0" distR="0" wp14:anchorId="3F2EBDD4" wp14:editId="39E9E74F">
+            <wp:extent cx="2796781" cy="2052069"/>
+            <wp:effectExtent l="0" t="0" r="3810" b="5715"/>
+            <wp:docPr id="17" name="Рисунок 17"/>
             <wp:cNvGraphicFramePr>
               <a:graphicFrameLocks xmlns:a="http://schemas.openxmlformats.org/drawingml/2006/main" noChangeAspect="1"/>
             </wp:cNvGraphicFramePr>
@@ -1239,10 +1230,8 @@
               <a:graphicData uri="http://schemas.openxmlformats.org/drawingml/2006/picture">
                 <pic:pic xmlns:pic="http://schemas.openxmlformats.org/drawingml/2006/picture">
                   <pic:nvPicPr>
-                    <pic:cNvPr id="0" name="Picture 6" descr="C:\Users\vs13l\Downloads\Документ 1 (4).png"/>
-                    <pic:cNvPicPr>
-                      <a:picLocks noChangeAspect="1" noChangeArrowheads="1"/>
-                    </pic:cNvPicPr>
+                    <pic:cNvPr id="0" name="Документ 1 1 (12).png"/>
+                    <pic:cNvPicPr/>
                   </pic:nvPicPr>
                   <pic:blipFill>
                     <a:blip r:embed="rId9" cstate="print">
@@ -1252,23 +1241,18 @@
                         </a:ext>
                       </a:extLst>
                     </a:blip>
-                    <a:srcRect/>
                     <a:stretch>
                       <a:fillRect/>
                     </a:stretch>
                   </pic:blipFill>
-                  <pic:spPr bwMode="auto">
+                  <pic:spPr>
                     <a:xfrm>
                       <a:off x="0" y="0"/>
-                      <a:ext cx="2684717" cy="1905756"/>
+                      <a:ext cx="2799778" cy="2054268"/>
                     </a:xfrm>
                     <a:prstGeom prst="rect">
                       <a:avLst/>
                     </a:prstGeom>
-                    <a:noFill/>
-                    <a:ln>
-                      <a:noFill/>
-                    </a:ln>
                   </pic:spPr>
                 </pic:pic>
               </a:graphicData>
@@ -1365,11 +1349,12 @@
           <w:noProof/>
           <w:lang w:eastAsia="ru-RU"/>
         </w:rPr>
+        <w:lastRenderedPageBreak/>
         <w:drawing>
-          <wp:inline distT="0" distB="0" distL="0" distR="0" wp14:anchorId="33ECF7E2" wp14:editId="59A60194">
-            <wp:extent cx="1577263" cy="3504227"/>
-            <wp:effectExtent l="0" t="0" r="4445" b="1270"/>
-            <wp:docPr id="3" name="Рисунок 3"/>
+          <wp:inline distT="0" distB="0" distL="0" distR="0" wp14:anchorId="462FE2CA" wp14:editId="3568536D">
+            <wp:extent cx="1560415" cy="3466795"/>
+            <wp:effectExtent l="0" t="0" r="1905" b="635"/>
+            <wp:docPr id="15" name="Рисунок 15"/>
             <wp:cNvGraphicFramePr>
               <a:graphicFrameLocks xmlns:a="http://schemas.openxmlformats.org/drawingml/2006/main" noChangeAspect="1"/>
             </wp:cNvGraphicFramePr>
@@ -1377,7 +1362,7 @@
               <a:graphicData uri="http://schemas.openxmlformats.org/drawingml/2006/picture">
                 <pic:pic xmlns:pic="http://schemas.openxmlformats.org/drawingml/2006/picture">
                   <pic:nvPicPr>
-                    <pic:cNvPr id="0" name="Документ 1 1.png"/>
+                    <pic:cNvPr id="0" name="Документ 1 1 (11).png"/>
                     <pic:cNvPicPr/>
                   </pic:nvPicPr>
                   <pic:blipFill>
@@ -1395,7 +1380,7 @@
                   <pic:spPr>
                     <a:xfrm>
                       <a:off x="0" y="0"/>
-                      <a:ext cx="1580512" cy="3511446"/>
+                      <a:ext cx="1563422" cy="3473476"/>
                     </a:xfrm>
                     <a:prstGeom prst="rect">
                       <a:avLst/>
@@ -1496,7 +1481,6 @@
           <w:noProof/>
           <w:lang w:eastAsia="ru-RU"/>
         </w:rPr>
-        <w:lastRenderedPageBreak/>
         <w:drawing>
           <wp:inline distT="0" distB="0" distL="0" distR="0" wp14:anchorId="6E4F1C0C" wp14:editId="0E704357">
             <wp:extent cx="2372265" cy="2024882"/>
@@ -1643,10 +1627,10 @@
           <w:lang w:eastAsia="ru-RU"/>
         </w:rPr>
         <w:drawing>
-          <wp:inline distT="0" distB="0" distL="0" distR="0" wp14:anchorId="3D40B8C9" wp14:editId="7BF7EF97">
-            <wp:extent cx="2372265" cy="1740591"/>
-            <wp:effectExtent l="0" t="0" r="9525" b="0"/>
-            <wp:docPr id="4" name="Рисунок 4"/>
+          <wp:inline distT="0" distB="0" distL="0" distR="0" wp14:anchorId="002BA1AA" wp14:editId="02EB78AB">
+            <wp:extent cx="2708694" cy="1987438"/>
+            <wp:effectExtent l="0" t="0" r="0" b="0"/>
+            <wp:docPr id="13" name="Рисунок 13"/>
             <wp:cNvGraphicFramePr>
               <a:graphicFrameLocks xmlns:a="http://schemas.openxmlformats.org/drawingml/2006/main" noChangeAspect="1"/>
             </wp:cNvGraphicFramePr>
@@ -1654,7 +1638,7 @@
               <a:graphicData uri="http://schemas.openxmlformats.org/drawingml/2006/picture">
                 <pic:pic xmlns:pic="http://schemas.openxmlformats.org/drawingml/2006/picture">
                   <pic:nvPicPr>
-                    <pic:cNvPr id="0" name="Документ 1 1 (1).png"/>
+                    <pic:cNvPr id="0" name="Документ 1 1 (10).png"/>
                     <pic:cNvPicPr/>
                   </pic:nvPicPr>
                   <pic:blipFill>
@@ -1672,7 +1656,7 @@
                   <pic:spPr>
                     <a:xfrm>
                       <a:off x="0" y="0"/>
-                      <a:ext cx="2369757" cy="1738751"/>
+                      <a:ext cx="2707247" cy="1986376"/>
                     </a:xfrm>
                     <a:prstGeom prst="rect">
                       <a:avLst/>
@@ -1788,11 +1772,12 @@
           <w:noProof/>
           <w:lang w:eastAsia="ru-RU"/>
         </w:rPr>
+        <w:lastRenderedPageBreak/>
         <w:drawing>
-          <wp:inline distT="0" distB="0" distL="0" distR="0" wp14:anchorId="1B54E9AB" wp14:editId="2D2B4A5A">
-            <wp:extent cx="1626883" cy="3614468"/>
-            <wp:effectExtent l="0" t="0" r="0" b="5080"/>
-            <wp:docPr id="6" name="Рисунок 6"/>
+          <wp:inline distT="0" distB="0" distL="0" distR="0" wp14:anchorId="3766368C" wp14:editId="2CC90DDF">
+            <wp:extent cx="1750177" cy="3888391"/>
+            <wp:effectExtent l="0" t="0" r="2540" b="0"/>
+            <wp:docPr id="12" name="Рисунок 12"/>
             <wp:cNvGraphicFramePr>
               <a:graphicFrameLocks xmlns:a="http://schemas.openxmlformats.org/drawingml/2006/main" noChangeAspect="1"/>
             </wp:cNvGraphicFramePr>
@@ -1800,7 +1785,7 @@
               <a:graphicData uri="http://schemas.openxmlformats.org/drawingml/2006/picture">
                 <pic:pic xmlns:pic="http://schemas.openxmlformats.org/drawingml/2006/picture">
                   <pic:nvPicPr>
-                    <pic:cNvPr id="0" name="Документ 1 1 (2).png"/>
+                    <pic:cNvPr id="0" name="Документ 1 1 (9).png"/>
                     <pic:cNvPicPr/>
                   </pic:nvPicPr>
                   <pic:blipFill>
@@ -1818,7 +1803,7 @@
                   <pic:spPr>
                     <a:xfrm>
                       <a:off x="0" y="0"/>
-                      <a:ext cx="1627663" cy="3616200"/>
+                      <a:ext cx="1751747" cy="3891880"/>
                     </a:xfrm>
                     <a:prstGeom prst="rect">
                       <a:avLst/>
@@ -1933,12 +1918,11 @@
           <w:noProof/>
           <w:lang w:eastAsia="ru-RU"/>
         </w:rPr>
-        <w:lastRenderedPageBreak/>
         <w:drawing>
-          <wp:inline distT="0" distB="0" distL="0" distR="0" wp14:anchorId="5C0899AB" wp14:editId="74AA560D">
-            <wp:extent cx="3632721" cy="2581542"/>
-            <wp:effectExtent l="0" t="0" r="6350" b="0"/>
-            <wp:docPr id="7" name="Рисунок 7"/>
+          <wp:inline distT="0" distB="0" distL="0" distR="0" wp14:anchorId="76F21EF4" wp14:editId="1D397ADA">
+            <wp:extent cx="3036498" cy="2694384"/>
+            <wp:effectExtent l="0" t="0" r="0" b="0"/>
+            <wp:docPr id="10" name="Рисунок 10"/>
             <wp:cNvGraphicFramePr>
               <a:graphicFrameLocks xmlns:a="http://schemas.openxmlformats.org/drawingml/2006/main" noChangeAspect="1"/>
             </wp:cNvGraphicFramePr>
@@ -1946,7 +1930,7 @@
               <a:graphicData uri="http://schemas.openxmlformats.org/drawingml/2006/picture">
                 <pic:pic xmlns:pic="http://schemas.openxmlformats.org/drawingml/2006/picture">
                   <pic:nvPicPr>
-                    <pic:cNvPr id="0" name="Документ 1 1 (3).png"/>
+                    <pic:cNvPr id="0" name="Документ 1 1 (7).png"/>
                     <pic:cNvPicPr/>
                   </pic:nvPicPr>
                   <pic:blipFill>
@@ -1964,7 +1948,7 @@
                   <pic:spPr>
                     <a:xfrm>
                       <a:off x="0" y="0"/>
-                      <a:ext cx="3635445" cy="2583478"/>
+                      <a:ext cx="3040250" cy="2697713"/>
                     </a:xfrm>
                     <a:prstGeom prst="rect">
                       <a:avLst/>
@@ -1976,8 +1960,6 @@
           </wp:inline>
         </w:drawing>
       </w:r>
-      <w:bookmarkStart w:id="2" w:name="_GoBack"/>
-      <w:bookmarkEnd w:id="2"/>
     </w:p>
     <w:p>
       <w:pPr>
@@ -7892,6 +7874,23 @@
             </a:graphic>
           </wp:inline>
         </w:drawing>
+      </w:r>
+    </w:p>
+    <w:p>
+      <w:pPr>
+        <w:ind w:left="1" w:firstLine="0"/>
+      </w:pPr>
+      <w:r>
+        <w:t xml:space="preserve">Рисунок 11 – </w:t>
+      </w:r>
+      <w:r>
+        <w:rPr>
+          <w:lang w:val="en-US"/>
+        </w:rPr>
+        <w:t xml:space="preserve">Approve </w:t>
+      </w:r>
+      <w:r>
+        <w:t>для задания 3.2</w:t>
       </w:r>
     </w:p>
     <w:sectPr>
@@ -11616,7 +11615,7 @@
 </file>
 
 <file path=customXml/itemProps1.xml><?xml version="1.0" encoding="utf-8"?>
-<ds:datastoreItem xmlns:ds="http://schemas.openxmlformats.org/officeDocument/2006/customXml" ds:itemID="{18F8E038-E018-4944-8F7F-A78C99764485}">
+<ds:datastoreItem xmlns:ds="http://schemas.openxmlformats.org/officeDocument/2006/customXml" ds:itemID="{C4348374-D800-4B34-9B2C-A338993ECEFB}">
   <ds:schemaRefs>
     <ds:schemaRef ds:uri="http://schemas.openxmlformats.org/officeDocument/2006/bibliography"/>
   </ds:schemaRefs>
